--- a/docs/word/02-tz/03-trebovaniya-k-integraciyam.docx
+++ b/docs/word/02-tz/03-trebovaniya-k-integraciyam.docx
@@ -63,7 +63,7 @@
           </w:tcPr>
           <w:p>
             <w:r>
-              <w:t>0.1</w:t>
+              <w:t>0.6</w:t>
             </w:r>
           </w:p>
         </w:tc>
@@ -115,7 +115,7 @@
           </w:tcPr>
           <w:p>
             <w:r>
-              <w:t>27.10.2026</w:t>
+              <w:t>30.10.2026</w:t>
             </w:r>
           </w:p>
         </w:tc>
@@ -2066,7 +2066,7 @@
       <w:jc w:val="center"/>
     </w:pPr>
     <w:r>
-      <w:t xml:space="preserve">ЕООП «Школьник» · 0.1 · </w:t>
+      <w:t xml:space="preserve">ЕООП «Школьник» · 0.6 · </w:t>
     </w:r>
     <w:r>
       <w:fldChar w:fldCharType="begin"/>

--- a/docs/word/02-tz/03-trebovaniya-k-integraciyam.docx
+++ b/docs/word/02-tz/03-trebovaniya-k-integraciyam.docx
@@ -63,7 +63,7 @@
           </w:tcPr>
           <w:p>
             <w:r>
-              <w:t>0.6</w:t>
+              <w:t>0.7</w:t>
             </w:r>
           </w:p>
         </w:tc>
@@ -2066,7 +2066,7 @@
       <w:jc w:val="center"/>
     </w:pPr>
     <w:r>
-      <w:t xml:space="preserve">ЕООП «Школьник» · 0.6 · </w:t>
+      <w:t xml:space="preserve">ЕООП «Школьник» · 0.7 · </w:t>
     </w:r>
     <w:r>
       <w:fldChar w:fldCharType="begin"/>

--- a/docs/word/02-tz/03-trebovaniya-k-integraciyam.docx
+++ b/docs/word/02-tz/03-trebovaniya-k-integraciyam.docx
@@ -63,7 +63,7 @@
           </w:tcPr>
           <w:p>
             <w:r>
-              <w:t>0.7</w:t>
+              <w:t>0.7.1</w:t>
             </w:r>
           </w:p>
         </w:tc>
@@ -2066,7 +2066,7 @@
       <w:jc w:val="center"/>
     </w:pPr>
     <w:r>
-      <w:t xml:space="preserve">ЕООП «Школьник» · 0.7 · </w:t>
+      <w:t xml:space="preserve">ЕООП «Школьник» · 0.7.1 · </w:t>
     </w:r>
     <w:r>
       <w:fldChar w:fldCharType="begin"/>

--- a/docs/word/02-tz/03-trebovaniya-k-integraciyam.docx
+++ b/docs/word/02-tz/03-trebovaniya-k-integraciyam.docx
@@ -63,7 +63,7 @@
           </w:tcPr>
           <w:p>
             <w:r>
-              <w:t>0.7.1</w:t>
+              <w:t>0.7.2</w:t>
             </w:r>
           </w:p>
         </w:tc>
@@ -2066,7 +2066,7 @@
       <w:jc w:val="center"/>
     </w:pPr>
     <w:r>
-      <w:t xml:space="preserve">ЕООП «Школьник» · 0.7.1 · </w:t>
+      <w:t xml:space="preserve">ЕООП «Школьник» · 0.7.2 · </w:t>
     </w:r>
     <w:r>
       <w:fldChar w:fldCharType="begin"/>

--- a/docs/word/02-tz/03-trebovaniya-k-integraciyam.docx
+++ b/docs/word/02-tz/03-trebovaniya-k-integraciyam.docx
@@ -63,7 +63,7 @@
           </w:tcPr>
           <w:p>
             <w:r>
-              <w:t>0.7.2</w:t>
+              <w:t>0.7.3</w:t>
             </w:r>
           </w:p>
         </w:tc>
@@ -2066,7 +2066,7 @@
       <w:jc w:val="center"/>
     </w:pPr>
     <w:r>
-      <w:t xml:space="preserve">ЕООП «Школьник» · 0.7.2 · </w:t>
+      <w:t xml:space="preserve">ЕООП «Школьник» · 0.7.3 · </w:t>
     </w:r>
     <w:r>
       <w:fldChar w:fldCharType="begin"/>
